--- a/tillsyn/A 2991-2026 tillsynsbegäran.docx
+++ b/tillsyn/A 2991-2026 tillsynsbegäran.docx
@@ -1597,7 +1597,7 @@
     <w:r>
       <w:tab/>
       <w:tab/>
-      <w:t>2026-09-14</w:t>
+      <w:t>2026-09-15</w:t>
       <w:br/>
       <w:br/>
     </w:r>

--- a/tillsyn/A 2991-2026 tillsynsbegäran.docx
+++ b/tillsyn/A 2991-2026 tillsynsbegäran.docx
@@ -1597,7 +1597,7 @@
     <w:r>
       <w:tab/>
       <w:tab/>
-      <w:t>2026-09-15</w:t>
+      <w:t>2026-09-16</w:t>
       <w:br/>
       <w:br/>
     </w:r>

--- a/tillsyn/A 2991-2026 tillsynsbegäran.docx
+++ b/tillsyn/A 2991-2026 tillsynsbegäran.docx
@@ -1597,7 +1597,7 @@
     <w:r>
       <w:tab/>
       <w:tab/>
-      <w:t>2026-09-16</w:t>
+      <w:t>2026-09-17</w:t>
       <w:br/>
       <w:br/>
     </w:r>

--- a/tillsyn/A 2991-2026 tillsynsbegäran.docx
+++ b/tillsyn/A 2991-2026 tillsynsbegäran.docx
@@ -1597,7 +1597,7 @@
     <w:r>
       <w:tab/>
       <w:tab/>
-      <w:t>2026-09-17</w:t>
+      <w:t>2026-09-18</w:t>
       <w:br/>
       <w:br/>
     </w:r>

--- a/tillsyn/A 2991-2026 tillsynsbegäran.docx
+++ b/tillsyn/A 2991-2026 tillsynsbegäran.docx
@@ -1597,7 +1597,7 @@
     <w:r>
       <w:tab/>
       <w:tab/>
-      <w:t>2026-09-18</w:t>
+      <w:t>2026-09-19</w:t>
       <w:br/>
       <w:br/>
     </w:r>

--- a/tillsyn/A 2991-2026 tillsynsbegäran.docx
+++ b/tillsyn/A 2991-2026 tillsynsbegäran.docx
@@ -1597,7 +1597,7 @@
     <w:r>
       <w:tab/>
       <w:tab/>
-      <w:t>2026-09-19</w:t>
+      <w:t>2026-09-21</w:t>
       <w:br/>
       <w:br/>
     </w:r>

--- a/tillsyn/A 2991-2026 tillsynsbegäran.docx
+++ b/tillsyn/A 2991-2026 tillsynsbegäran.docx
@@ -1597,7 +1597,7 @@
     <w:r>
       <w:tab/>
       <w:tab/>
-      <w:t>2026-09-21</w:t>
+      <w:t>2026-09-23</w:t>
       <w:br/>
       <w:br/>
     </w:r>

--- a/tillsyn/A 2991-2026 tillsynsbegäran.docx
+++ b/tillsyn/A 2991-2026 tillsynsbegäran.docx
@@ -1597,7 +1597,7 @@
     <w:r>
       <w:tab/>
       <w:tab/>
-      <w:t>2026-09-23</w:t>
+      <w:t>2026-09-24</w:t>
       <w:br/>
       <w:br/>
     </w:r>

--- a/tillsyn/A 2991-2026 tillsynsbegäran.docx
+++ b/tillsyn/A 2991-2026 tillsynsbegäran.docx
@@ -1597,7 +1597,7 @@
     <w:r>
       <w:tab/>
       <w:tab/>
-      <w:t>2026-09-24</w:t>
+      <w:t>2026-09-25</w:t>
       <w:br/>
       <w:br/>
     </w:r>

--- a/tillsyn/A 2991-2026 tillsynsbegäran.docx
+++ b/tillsyn/A 2991-2026 tillsynsbegäran.docx
@@ -1597,7 +1597,7 @@
     <w:r>
       <w:tab/>
       <w:tab/>
-      <w:t>2026-09-25</w:t>
+      <w:t>2026-09-26</w:t>
       <w:br/>
       <w:br/>
     </w:r>

--- a/tillsyn/A 2991-2026 tillsynsbegäran.docx
+++ b/tillsyn/A 2991-2026 tillsynsbegäran.docx
@@ -1597,7 +1597,7 @@
     <w:r>
       <w:tab/>
       <w:tab/>
-      <w:t>2026-09-26</w:t>
+      <w:t>2026-09-27</w:t>
       <w:br/>
       <w:br/>
     </w:r>

--- a/tillsyn/A 2991-2026 tillsynsbegäran.docx
+++ b/tillsyn/A 2991-2026 tillsynsbegäran.docx
@@ -1597,7 +1597,7 @@
     <w:r>
       <w:tab/>
       <w:tab/>
-      <w:t>2026-09-27</w:t>
+      <w:t>2026-09-28</w:t>
       <w:br/>
       <w:br/>
     </w:r>

--- a/tillsyn/A 2991-2026 tillsynsbegäran.docx
+++ b/tillsyn/A 2991-2026 tillsynsbegäran.docx
@@ -1597,7 +1597,7 @@
     <w:r>
       <w:tab/>
       <w:tab/>
-      <w:t>2026-09-28</w:t>
+      <w:t>2026-09-29</w:t>
       <w:br/>
       <w:br/>
     </w:r>

--- a/tillsyn/A 2991-2026 tillsynsbegäran.docx
+++ b/tillsyn/A 2991-2026 tillsynsbegäran.docx
@@ -1597,7 +1597,7 @@
     <w:r>
       <w:tab/>
       <w:tab/>
-      <w:t>2026-09-29</w:t>
+      <w:t>2026-09-30</w:t>
       <w:br/>
       <w:br/>
     </w:r>

--- a/tillsyn/A 2991-2026 tillsynsbegäran.docx
+++ b/tillsyn/A 2991-2026 tillsynsbegäran.docx
@@ -1597,7 +1597,7 @@
     <w:r>
       <w:tab/>
       <w:tab/>
-      <w:t>2026-09-30</w:t>
+      <w:t>2026-10-01</w:t>
       <w:br/>
       <w:br/>
     </w:r>

--- a/tillsyn/A 2991-2026 tillsynsbegäran.docx
+++ b/tillsyn/A 2991-2026 tillsynsbegäran.docx
@@ -1597,7 +1597,7 @@
     <w:r>
       <w:tab/>
       <w:tab/>
-      <w:t>2026-10-01</w:t>
+      <w:t>2026-10-02</w:t>
       <w:br/>
       <w:br/>
     </w:r>

--- a/tillsyn/A 2991-2026 tillsynsbegäran.docx
+++ b/tillsyn/A 2991-2026 tillsynsbegäran.docx
@@ -22,7 +22,7 @@
       <w:r>
         <w:drawing>
           <wp:inline xmlns:a="http://schemas.openxmlformats.org/drawingml/2006/main" xmlns:pic="http://schemas.openxmlformats.org/drawingml/2006/picture">
-            <wp:extent cx="5486400" cy="5346760"/>
+            <wp:extent cx="5486400" cy="5341393"/>
             <wp:docPr id="1" name="Picture 1"/>
             <wp:cNvGraphicFramePr>
               <a:graphicFrameLocks noChangeAspect="1"/>
@@ -43,7 +43,7 @@
                   <pic:spPr>
                     <a:xfrm>
                       <a:off x="0" y="0"/>
-                      <a:ext cx="5486400" cy="5346760"/>
+                      <a:ext cx="5486400" cy="5341393"/>
                     </a:xfrm>
                     <a:prstGeom prst="rect"/>
                   </pic:spPr>
@@ -65,7 +65,7 @@
     </w:p>
     <w:p>
       <w:r>
-        <w:t>I och inom 13 meter från avverkningsanmälan finns fynd av 29 naturvårdsarter, varav 20 är rödlistade, 15 är fridlysta, 16 är typiska (T) och 3 är signalarter (S): hornuggla (EN, §4), stjärtand (EN, §4), goliatmusseron (VU, T), smalfotad taggsvamp (VU), dropptaggsvamp (NT, T), fjällig taggsvamp s.str. (NT), grantaggsvamp (NT), gravand (NT, §4), göktyta (NT, §4), harticka (NT, T), motaggsvamp (NT, T), sandrottryffel (NT), skräntärna (NT, §4), sparvuggla (NT, §4), stjärntagging (NT, T), strandskata (NT, §4), talltagel (NT, T), talltaggsvamp (NT), talltita (NT, §4), tretåig hackspett (NT, T, §4), grovticka (S, T), nästlav (S, T), vedticka (S, T), bergfink (T, §4), järpe (T, §4), nattskärra (T, §4), spillkråka (T, §4), tofsmes (T, §4) och videsparv (T, §4). Se Figur 1.</w:t>
+        <w:t>I och inom 13 meter från avverkningsanmälan finns fynd av 42 naturvårdsarter, varav 30 är rödlistade, 16 är fridlysta, 20 är typiska (T) och 4 är signalarter (S): hornuggla (EN, §4), stjärtand (EN, §4), garnlav (VU, T), goliatmusseron (VU, T), lakritsmusseron (VU, T), smalfotad taggsvamp (VU), torrmusseron (VU), dropptaggsvamp (NT, T), fjällig taggsvamp s.str. (NT), grantaggsvamp (NT), gravand (NT, §4), göktyta (NT, §4), harticka (NT, T), kortskaftad ärgspik (NT), mjölsvärting (NT), motaggsvamp (NT, T), orange taggsvamp (NT, T), Phellodon aquiloniniger (NT), sandrottryffel (NT), skarp dropptaggsvamp (NT), skräntärna (NT, §4), sparvuggla (NT, §4), stjärntagging (NT, T), strandskata (NT, §4), tallkötticka (NT), talltagel (NT, T), talltaggsvamp (NT), talltita (NT, §4), tretåig hackspett (NT, T, §4), vaddporing (NT), grovticka (S, T), gullgröppa (S), nästlav (S, T), vedticka (S, T), bergfink (T, §4), järpe (T, §4), linnea (T), nattskärra (T, §4), spillkråka (T, §4), tofsmes (T, §4), videsparv (T, §4) och revlummer (§9). Se Figur 1.</w:t>
       </w:r>
     </w:p>
     <w:p>
@@ -109,6 +109,35 @@
         <w:rPr>
           <w:b/>
         </w:rPr>
+        <w:t>Garnlav (VU)</w:t>
+      </w:r>
+      <w:r>
+        <w:t xml:space="preserve"> är en utpräglad barrskogsart som ibland kan drapera träden i norrländska grannaturskogar med hög luftfuktighet. Den förekommer även i talldominerade bestånd där den, förutom i trädens grenverk, påträffas hängande över ojämnheter i tallbarken. Arten har minskat starkt i södra och mellersta Sverige och den minskar även i sitt nordliga utbredningsområde. Minskningstakten uppgår till 30 (20–50) % inom 50 år och överstiger gränsvärdet för Sårbar (VU). Orsaken till tillbakagången beror främst på slutavverkningar av naturskogsartade skogar. Bestånd med riklig förekomst bör regelmässigt sparas, vilket även gynnar flera andra sällsynta och rödlistade arter. Garnlav är värdväxt för den mycket sällsynta och akut hotade fjärilen barrskogslavfly (CR) som hör hemma i boreala barrskogar med riklig förekomst av värdväxten. Tidigare kunde arten konstateras årligen på flera platser vid Dala-Floda i Dalarna innan lokalerna kalavverkades. Senaste fyndet i landet av barrskogslavfly är från år 2000 då den påträffades vid Högberget i Sollefteå kommun. Garnlav är typisk art för </w:t>
+      </w:r>
+      <w:r>
+        <w:rPr>
+          <w:i/>
+        </w:rPr>
+        <w:t xml:space="preserve">9010 Taiga </w:t>
+      </w:r>
+      <w:r>
+        <w:t>och</w:t>
+      </w:r>
+      <w:r>
+        <w:rPr>
+          <w:i/>
+        </w:rPr>
+        <w:t xml:space="preserve"> 9070 Trädklädd betesmark</w:t>
+      </w:r>
+      <w:r>
+        <w:t xml:space="preserve"> (SLU Artdatabanken, 2026).</w:t>
+      </w:r>
+    </w:p>
+    <w:p>
+      <w:r>
+        <w:rPr>
+          <w:b/>
+        </w:rPr>
         <w:t>Goliatmusseron (VU)</w:t>
       </w:r>
       <w:r>
@@ -129,10 +158,41 @@
         <w:rPr>
           <w:b/>
         </w:rPr>
+        <w:t>Lakritsmusseron (VU)</w:t>
+      </w:r>
+      <w:r>
+        <w:t xml:space="preserve"> bildar mykorrhiza med tall, på torr, sandig, bergig och mager mark i äldre lavtallskog. Den är placerad högst upp i Skogsstyrelsens värdepyramid för bedömning av skog med höga naturvärden och är en mycket bra signalart som indikerar skyddsvärda sandskogar och hällmarksskogar med höga naturvärden. Arten bedöms ha minskat starkt och fortgår att minska, huvudsakligen p.g.a. slutavverkning av kontinuitetsskogar, främst tallhedar. Lakritsmusseron är globalt rödlistad som sårbar (VU) vilket innebär att Sverige har ett internationellt ansvar för arten. Lakritsmusseron är typisk art för </w:t>
+      </w:r>
+      <w:r>
+        <w:rPr>
+          <w:i/>
+        </w:rPr>
+        <w:t>9010 Taiga</w:t>
+      </w:r>
+      <w:r>
+        <w:t xml:space="preserve"> (SLU Artdatabanken, 2024; Nitare &amp; Skogsstyrelsen, 2019; IUCN, 2015).</w:t>
+      </w:r>
+    </w:p>
+    <w:p>
+      <w:r>
+        <w:rPr>
+          <w:b/>
+        </w:rPr>
         <w:t>Smalfotad taggsvamp (VU)</w:t>
       </w:r>
       <w:r>
         <w:t>, rödlistad som sårbar, växer på marken under lågor eller fallna stubbar i brandpräglad torr tallskog med lång kontinuitet. Arten är starkt associerad till kolad ved från tallar som sannolikt varit med om flera historiska skogsbränder. Detta är en process som kan ta många hundra år och det tar således mycket lång tid att återskapa lämpliga substrat. Smalfotad taggsvamp är placerad i toppen av Skogsstyrelsens värdepyramid för bedömning av skog med höga naturvärden samt globalt rödlistad som sårbar (VU) vilket innebär att Sverige har ett internationellt ansvar för arten (IUCN Redlist, 2024; Nitare &amp; Skogsstyrelsen, 2019; SLU Artdatabanken, 2024).</w:t>
+      </w:r>
+    </w:p>
+    <w:p>
+      <w:r>
+        <w:rPr>
+          <w:b/>
+        </w:rPr>
+        <w:t xml:space="preserve">Torrmusseron (VU) </w:t>
+      </w:r>
+      <w:r>
+        <w:t>bildar mykorrhiza med tall, huvudsakligen på sandig mark på magra äldre tallhedar med tunt fältskikt. Bara påträffad i äldre skog med naturskogskaraktär eller skogar som plock- eller dimensionsavverkats. Bedöms ha svårt att återetableras efter kalavverkning och slutavverkning, markberedning och gödsling bör ej förekomma på kända lokaler (SLU Artdatabanken, 2024).</w:t>
       </w:r>
     </w:p>
     <w:p>
@@ -211,6 +271,28 @@
         <w:rPr>
           <w:b/>
         </w:rPr>
+        <w:t>Kortskaftad ärgspik (NT)</w:t>
+      </w:r>
+      <w:r>
+        <w:t xml:space="preserve"> förekommer i barrträdsdominerade skogar och växer nästan uteslutande på tallved. Den föredrar gamla högstubbar i fuktig och halvöppen miljö, t.ex. i myrkanter, sumpskog och brandpräglad skog. Arten indikerar kontinuerlig tillgång till gamla högstubbar i kombination med hög och jämn luftfuktighet. Skogsbruk på lokaler med kortskaftad ärgspik utgör ett hot. På lång sikt bildas färre lämpliga substrat än vad som försvinner. Avverkning av barrträdsdominerade bestånd av naturskogskaraktär utgör ett långsiktigt hot. Naturskogsartade bestånd med riklig förekomst av gamla och grova tallhögstubbar bör undantas från skogsbruk (SLU Artdatabanken, 2024).</w:t>
+      </w:r>
+    </w:p>
+    <w:p>
+      <w:r>
+        <w:rPr>
+          <w:b/>
+        </w:rPr>
+        <w:t>Mjölsvärting (NT)</w:t>
+      </w:r>
+      <w:r>
+        <w:t xml:space="preserve"> växer i luckig barrskog, huvudsakligen på tallhed och i äldre skog. Mager, äldre tallskog och barrblandskog med lång trädkontinuitet bör undantas från trakthyggesbruk. Mjölsvärtingens lokaler är ofta nyckelbiotoper och bör då sparas i sin helhet (SLU Artdatabanken, 2024).</w:t>
+      </w:r>
+    </w:p>
+    <w:p>
+      <w:r>
+        <w:rPr>
+          <w:b/>
+        </w:rPr>
         <w:t xml:space="preserve">Motaggsvamp (NT) </w:t>
       </w:r>
       <w:r>
@@ -231,6 +313,55 @@
         <w:rPr>
           <w:b/>
         </w:rPr>
+        <w:t xml:space="preserve">Orange taggsvamp (NT) </w:t>
+      </w:r>
+      <w:r>
+        <w:t xml:space="preserve">bildar mykorrhiza med både gran och tall och den förekommer främst i äldre barrskogar med kontinuitetsskogskaraktär. Mest frekvent är den i äldre mossrik granskog, men då bara i skogar inom granens naturliga utbredningsområde och i bestånd med långvarig grankontinuitet. Den totala populationen i landet bedöms ha minskat kraftigt och fortsatt kommer att minska då arten är knuten till en produktiv skogsmiljö som successivt avverkas. Arten hotas främst av skogsavverkning och tycks försvinna efter slutavverkning, markberedning och plantering och det är inte känt att arten har återkommit i anlagd skog på tidigare kalmark. Orange taggsvamp är typisk art för </w:t>
+      </w:r>
+      <w:r>
+        <w:rPr>
+          <w:i/>
+        </w:rPr>
+        <w:t>9010 Taiga</w:t>
+      </w:r>
+      <w:r>
+        <w:t xml:space="preserve"> (SLU Artdatabanken, 2024).</w:t>
+      </w:r>
+    </w:p>
+    <w:p>
+      <w:r>
+        <w:rPr>
+          <w:b/>
+          <w:i/>
+        </w:rPr>
+        <w:t xml:space="preserve">Phellodon aquiloniniger </w:t>
+      </w:r>
+      <w:r>
+        <w:rPr>
+          <w:b/>
+        </w:rPr>
+        <w:t xml:space="preserve">(NT) </w:t>
+      </w:r>
+      <w:r>
+        <w:t>är en taggsvamp som bildar mykorrhiza med tall, eventuellt även med gran, i sandtallskog och annan näringsfattig äldre tallskog och barrblandskog. Den totala populationen i landet bedöms ha minskat och förväntas fortsätta minska på grund av slutavverkning av äldre barrskog och kontinuitetsskog. Arten har begränsad förmåga att återetablera sig efter slutavverkning eller andra storskaliga skogsbruksåtgärder, och det finns inga indikationer på att den långsiktigt kan etablera eller reproducera sig i bestånd som brukas med trakthyggesmetoder, markberedning, gödsling eller förädlat plantmaterial. Uppfyller kriterierna för att bli rödlistad på grund av ny kunskap som visar att en större andel av populationen än tidigare bedömt är knuten till kontinuitetsbarrskog. Minskningstakten för den svenska populationen bedöms vara nära gränsvärdet för sårbar (VU) (SLU Artdatabanken, 2026).</w:t>
+      </w:r>
+    </w:p>
+    <w:p>
+      <w:r>
+        <w:rPr>
+          <w:b/>
+        </w:rPr>
+        <w:t xml:space="preserve">Skarp dropptaggsvamp (NT) </w:t>
+      </w:r>
+      <w:r>
+        <w:t>bildar mykorrhiza med både gran och tall, främst i barrskogar med trädkontinuitet. Arten uppträder dels i näringsrik kalkbarrskog och dels i sur lavtallskog. Kalkbarrskogarna är ofta grandominerade, olikåldriga och skiktade på frisk mark med ett örtrikt vegetationsskikt. Lavtallskogarna är i regel magra, torra, ljusöppna och ofta brandpräglade. Den totala populationen i landet har minskat och bedöms fortsätta minska till följd av avverkning av äldre barrskogar. Arten har begränsad förmåga att återetablera sig efter slutavverkning eller andra storskaliga skogsbruksåtgärder. Det saknas indikationer på att arten långsiktigt kan etablera eller reproducera sig i skogsbestånd som brukas med metoder som trakthyggesbruk, markberedning, gödsling eller föryngring med förädlat plantmaterial. Minskningstakten för den svenska populationen bedöms vara nära gränsvärdet för Sårbar (VU) (SLU Artdatabanken, 2026).</w:t>
+      </w:r>
+    </w:p>
+    <w:p>
+      <w:r>
+        <w:rPr>
+          <w:b/>
+        </w:rPr>
         <w:t>Sparvuggla (NT, §4)</w:t>
       </w:r>
       <w:r>
@@ -271,6 +402,26 @@
         <w:rPr>
           <w:b/>
         </w:rPr>
+        <w:t>Tallkötticka (NT)</w:t>
+      </w:r>
+      <w:r>
+        <w:t xml:space="preserve"> är tallens kötticka och har ofta ett mer resupinat växtsätt än den granlevande köttickan </w:t>
+      </w:r>
+      <w:r>
+        <w:rPr>
+          <w:i/>
+        </w:rPr>
+        <w:t>Leptoporus mollis</w:t>
+      </w:r>
+      <w:r>
+        <w:t>. Artens förekomstarea och utbredning i Sverige är inte känd, men utifrån de fynd som rapporteras av kötticka på tall verkar den vara mer ovanlig än den granlevande. Den totala populationen bedöms därför ha minskat under de senaste 30 åren och fortsätter att minska i takt med att kontinuitetsskogar (skogar som inte kalavverkats) minskar i areal, samtidigt som att lämpliga miljöer inte återskapas i samma takt. Minskningstakten för den svenska populationen bedöms vara nära gränsvärdet för Sårbar (VU). (A2c+3c+4c) (SLU Artdatabanken, 2024; Nitare &amp; Skogsstyrelsen, 2019).</w:t>
+      </w:r>
+    </w:p>
+    <w:p>
+      <w:r>
+        <w:rPr>
+          <w:b/>
+        </w:rPr>
         <w:t>Talltagel (NT)</w:t>
       </w:r>
       <w:r>
@@ -342,6 +493,17 @@
         <w:rPr>
           <w:b/>
         </w:rPr>
+        <w:t xml:space="preserve">Vaddporing (NT) </w:t>
+      </w:r>
+      <w:r>
+        <w:t>är en brunrötande vednedbrytare som hittas på undersidan av liggande murken tallved i olika former. Substratet utgörs framför allt av den typ av hård, kådimpregnerad och ofta kolad tallved som skapas i brandpräglad skog. Vedtypen nybildas i mycket liten omfattning och det är sannolikt att arten upplever en utdöendeskuld. För att garantera artens fortlevnad bör man både säkra att artens växtplatser hålls intakta samt att långsiktigt säkerställa att ny ved tillkommer, allra helst i omedelbar anslutning till artens växtplatser. Skoglig gallring och annat uttag av virke innebär ett hot mot arten (SLU Artdatabanken, 2024).</w:t>
+      </w:r>
+    </w:p>
+    <w:p>
+      <w:r>
+        <w:rPr>
+          <w:b/>
+        </w:rPr>
         <w:t>Grovticka</w:t>
       </w:r>
       <w:r>
@@ -444,6 +606,26 @@
       </w:r>
       <w:r>
         <w:t>(SLU Artdatabanken, 2026).</w:t>
+      </w:r>
+    </w:p>
+    <w:p>
+      <w:r>
+        <w:rPr>
+          <w:b/>
+        </w:rPr>
+        <w:t xml:space="preserve">Linnea </w:t>
+      </w:r>
+      <w:r>
+        <w:t xml:space="preserve">är typisk art för </w:t>
+      </w:r>
+      <w:r>
+        <w:rPr>
+          <w:i/>
+        </w:rPr>
+        <w:t>9010 Taiga</w:t>
+      </w:r>
+      <w:r>
+        <w:t>. På linnea kan man hitta sporsäcksvampen linnealudd (SLU Artdatabanken, 2025).</w:t>
       </w:r>
     </w:p>
     <w:p>
@@ -572,7 +754,7 @@
     </w:p>
     <w:p>
       <w:r>
-        <w:t>Följande typiska arter har sina livsmiljöer och växtplatser i den avverkningsanmälda skogen: goliatmusseron (VU, T), dropptaggsvamp (NT, T), harticka (NT, T), motaggsvamp (NT, T), stjärntagging (NT, T), talltagel (NT, T), tretåig hackspett (NT, T, §4), grovticka (S, T), nästlav (S, T), vedticka (S, T), bergfink (T, §4), järpe (T, §4), nattskärra (T, §4), spillkråka (T, §4), tofsmes (T, §4) och videsparv (T, §4).</w:t>
+        <w:t>Följande typiska arter har sina livsmiljöer och växtplatser i den avverkningsanmälda skogen: garnlav (VU, T), goliatmusseron (VU, T), lakritsmusseron (VU, T), dropptaggsvamp (NT, T), harticka (NT, T), motaggsvamp (NT, T), orange taggsvamp (NT, T), stjärntagging (NT, T), talltagel (NT, T), tretåig hackspett (NT, T, §4), grovticka (S, T), nästlav (S, T), vedticka (S, T), bergfink (T, §4), järpe (T, §4), linnea (T), nattskärra (T, §4), spillkråka (T, §4), tofsmes (T, §4) och videsparv (T, §4).</w:t>
       </w:r>
     </w:p>
     <w:p>
@@ -1597,7 +1779,7 @@
     <w:r>
       <w:tab/>
       <w:tab/>
-      <w:t>2026-10-02</w:t>
+      <w:t>2026-10-03</w:t>
       <w:br/>
       <w:br/>
     </w:r>

--- a/tillsyn/A 2991-2026 tillsynsbegäran.docx
+++ b/tillsyn/A 2991-2026 tillsynsbegäran.docx
@@ -1779,7 +1779,7 @@
     <w:r>
       <w:tab/>
       <w:tab/>
-      <w:t>2026-10-03</w:t>
+      <w:t>2026-10-04</w:t>
       <w:br/>
       <w:br/>
     </w:r>

--- a/tillsyn/A 2991-2026 tillsynsbegäran.docx
+++ b/tillsyn/A 2991-2026 tillsynsbegäran.docx
@@ -1779,7 +1779,7 @@
     <w:r>
       <w:tab/>
       <w:tab/>
-      <w:t>2026-10-04</w:t>
+      <w:t>2026-10-05</w:t>
       <w:br/>
       <w:br/>
     </w:r>

--- a/tillsyn/A 2991-2026 tillsynsbegäran.docx
+++ b/tillsyn/A 2991-2026 tillsynsbegäran.docx
@@ -1779,7 +1779,7 @@
     <w:r>
       <w:tab/>
       <w:tab/>
-      <w:t>2026-10-05</w:t>
+      <w:t>2026-10-06</w:t>
       <w:br/>
       <w:br/>
     </w:r>

--- a/tillsyn/A 2991-2026 tillsynsbegäran.docx
+++ b/tillsyn/A 2991-2026 tillsynsbegäran.docx
@@ -1779,7 +1779,7 @@
     <w:r>
       <w:tab/>
       <w:tab/>
-      <w:t>2026-10-06</w:t>
+      <w:t>2026-10-07</w:t>
       <w:br/>
       <w:br/>
     </w:r>

--- a/tillsyn/A 2991-2026 tillsynsbegäran.docx
+++ b/tillsyn/A 2991-2026 tillsynsbegäran.docx
@@ -1779,7 +1779,7 @@
     <w:r>
       <w:tab/>
       <w:tab/>
-      <w:t>2026-10-07</w:t>
+      <w:t>2026-10-08</w:t>
       <w:br/>
       <w:br/>
     </w:r>

--- a/tillsyn/A 2991-2026 tillsynsbegäran.docx
+++ b/tillsyn/A 2991-2026 tillsynsbegäran.docx
@@ -1779,7 +1779,7 @@
     <w:r>
       <w:tab/>
       <w:tab/>
-      <w:t>2026-10-08</w:t>
+      <w:t>2026-10-09</w:t>
       <w:br/>
       <w:br/>
     </w:r>

--- a/tillsyn/A 2991-2026 tillsynsbegäran.docx
+++ b/tillsyn/A 2991-2026 tillsynsbegäran.docx
@@ -1779,7 +1779,7 @@
     <w:r>
       <w:tab/>
       <w:tab/>
-      <w:t>2026-10-09</w:t>
+      <w:t>2026-10-10</w:t>
       <w:br/>
       <w:br/>
     </w:r>

--- a/tillsyn/A 2991-2026 tillsynsbegäran.docx
+++ b/tillsyn/A 2991-2026 tillsynsbegäran.docx
@@ -1779,7 +1779,7 @@
     <w:r>
       <w:tab/>
       <w:tab/>
-      <w:t>2026-10-10</w:t>
+      <w:t>2026-10-11</w:t>
       <w:br/>
       <w:br/>
     </w:r>

--- a/tillsyn/A 2991-2026 tillsynsbegäran.docx
+++ b/tillsyn/A 2991-2026 tillsynsbegäran.docx
@@ -1779,7 +1779,7 @@
     <w:r>
       <w:tab/>
       <w:tab/>
-      <w:t>2026-10-11</w:t>
+      <w:t>2026-10-12</w:t>
       <w:br/>
       <w:br/>
     </w:r>

--- a/tillsyn/A 2991-2026 tillsynsbegäran.docx
+++ b/tillsyn/A 2991-2026 tillsynsbegäran.docx
@@ -1779,7 +1779,7 @@
     <w:r>
       <w:tab/>
       <w:tab/>
-      <w:t>2026-10-12</w:t>
+      <w:t>2026-10-13</w:t>
       <w:br/>
       <w:br/>
     </w:r>

--- a/tillsyn/A 2991-2026 tillsynsbegäran.docx
+++ b/tillsyn/A 2991-2026 tillsynsbegäran.docx
@@ -1779,7 +1779,7 @@
     <w:r>
       <w:tab/>
       <w:tab/>
-      <w:t>2026-10-13</w:t>
+      <w:t>2026-10-14</w:t>
       <w:br/>
       <w:br/>
     </w:r>

--- a/tillsyn/A 2991-2026 tillsynsbegäran.docx
+++ b/tillsyn/A 2991-2026 tillsynsbegäran.docx
@@ -1779,7 +1779,7 @@
     <w:r>
       <w:tab/>
       <w:tab/>
-      <w:t>2026-10-14</w:t>
+      <w:t>2026-10-15</w:t>
       <w:br/>
       <w:br/>
     </w:r>

--- a/tillsyn/A 2991-2026 tillsynsbegäran.docx
+++ b/tillsyn/A 2991-2026 tillsynsbegäran.docx
@@ -1779,7 +1779,7 @@
     <w:r>
       <w:tab/>
       <w:tab/>
-      <w:t>2026-10-15</w:t>
+      <w:t>2026-10-16</w:t>
       <w:br/>
       <w:br/>
     </w:r>

--- a/tillsyn/A 2991-2026 tillsynsbegäran.docx
+++ b/tillsyn/A 2991-2026 tillsynsbegäran.docx
@@ -1779,7 +1779,7 @@
     <w:r>
       <w:tab/>
       <w:tab/>
-      <w:t>2026-10-16</w:t>
+      <w:t>2026-10-17</w:t>
       <w:br/>
       <w:br/>
     </w:r>

--- a/tillsyn/A 2991-2026 tillsynsbegäran.docx
+++ b/tillsyn/A 2991-2026 tillsynsbegäran.docx
@@ -1779,7 +1779,7 @@
     <w:r>
       <w:tab/>
       <w:tab/>
-      <w:t>2026-10-17</w:t>
+      <w:t>2026-10-18</w:t>
       <w:br/>
       <w:br/>
     </w:r>

--- a/tillsyn/A 2991-2026 tillsynsbegäran.docx
+++ b/tillsyn/A 2991-2026 tillsynsbegäran.docx
@@ -1779,7 +1779,7 @@
     <w:r>
       <w:tab/>
       <w:tab/>
-      <w:t>2026-10-18</w:t>
+      <w:t>2026-10-19</w:t>
       <w:br/>
       <w:br/>
     </w:r>

--- a/tillsyn/A 2991-2026 tillsynsbegäran.docx
+++ b/tillsyn/A 2991-2026 tillsynsbegäran.docx
@@ -1779,7 +1779,7 @@
     <w:r>
       <w:tab/>
       <w:tab/>
-      <w:t>2026-10-19</w:t>
+      <w:t>2026-10-20</w:t>
       <w:br/>
       <w:br/>
     </w:r>

--- a/tillsyn/A 2991-2026 tillsynsbegäran.docx
+++ b/tillsyn/A 2991-2026 tillsynsbegäran.docx
@@ -1779,7 +1779,7 @@
     <w:r>
       <w:tab/>
       <w:tab/>
-      <w:t>2026-10-20</w:t>
+      <w:t>2026-10-21</w:t>
       <w:br/>
       <w:br/>
     </w:r>

--- a/tillsyn/A 2991-2026 tillsynsbegäran.docx
+++ b/tillsyn/A 2991-2026 tillsynsbegäran.docx
@@ -1779,7 +1779,7 @@
     <w:r>
       <w:tab/>
       <w:tab/>
-      <w:t>2026-10-21</w:t>
+      <w:t>2026-10-22</w:t>
       <w:br/>
       <w:br/>
     </w:r>

--- a/tillsyn/A 2991-2026 tillsynsbegäran.docx
+++ b/tillsyn/A 2991-2026 tillsynsbegäran.docx
@@ -1779,7 +1779,7 @@
     <w:r>
       <w:tab/>
       <w:tab/>
-      <w:t>2026-10-22</w:t>
+      <w:t>2026-10-23</w:t>
       <w:br/>
       <w:br/>
     </w:r>

--- a/tillsyn/A 2991-2026 tillsynsbegäran.docx
+++ b/tillsyn/A 2991-2026 tillsynsbegäran.docx
@@ -1779,7 +1779,7 @@
     <w:r>
       <w:tab/>
       <w:tab/>
-      <w:t>2026-10-23</w:t>
+      <w:t>2026-10-24</w:t>
       <w:br/>
       <w:br/>
     </w:r>

--- a/tillsyn/A 2991-2026 tillsynsbegäran.docx
+++ b/tillsyn/A 2991-2026 tillsynsbegäran.docx
@@ -1779,7 +1779,7 @@
     <w:r>
       <w:tab/>
       <w:tab/>
-      <w:t>2026-10-24</w:t>
+      <w:t>2026-10-25</w:t>
       <w:br/>
       <w:br/>
     </w:r>

--- a/tillsyn/A 2991-2026 tillsynsbegäran.docx
+++ b/tillsyn/A 2991-2026 tillsynsbegäran.docx
@@ -1779,7 +1779,7 @@
     <w:r>
       <w:tab/>
       <w:tab/>
-      <w:t>2026-10-25</w:t>
+      <w:t>2026-10-26</w:t>
       <w:br/>
       <w:br/>
     </w:r>

--- a/tillsyn/A 2991-2026 tillsynsbegäran.docx
+++ b/tillsyn/A 2991-2026 tillsynsbegäran.docx
@@ -1779,7 +1779,7 @@
     <w:r>
       <w:tab/>
       <w:tab/>
-      <w:t>2026-10-26</w:t>
+      <w:t>2026-10-27</w:t>
       <w:br/>
       <w:br/>
     </w:r>

--- a/tillsyn/A 2991-2026 tillsynsbegäran.docx
+++ b/tillsyn/A 2991-2026 tillsynsbegäran.docx
@@ -1779,7 +1779,7 @@
     <w:r>
       <w:tab/>
       <w:tab/>
-      <w:t>2026-10-27</w:t>
+      <w:t>2026-10-28</w:t>
       <w:br/>
       <w:br/>
     </w:r>

--- a/tillsyn/A 2991-2026 tillsynsbegäran.docx
+++ b/tillsyn/A 2991-2026 tillsynsbegäran.docx
@@ -1779,7 +1779,7 @@
     <w:r>
       <w:tab/>
       <w:tab/>
-      <w:t>2026-10-28</w:t>
+      <w:t>2026-10-29</w:t>
       <w:br/>
       <w:br/>
     </w:r>

--- a/tillsyn/A 2991-2026 tillsynsbegäran.docx
+++ b/tillsyn/A 2991-2026 tillsynsbegäran.docx
@@ -1779,7 +1779,7 @@
     <w:r>
       <w:tab/>
       <w:tab/>
-      <w:t>2026-10-29</w:t>
+      <w:t>2026-10-31</w:t>
       <w:br/>
       <w:br/>
     </w:r>
